--- a/0000032-66.2026.5.10.0009 Degravação.docx
+++ b/0000032-66.2026.5.10.0009 Degravação.docx
@@ -11,7 +11,7 @@
       </w:r>
       <w:bookmarkStart w:id="0" w:name="Rcte"/>
       <w:r>
-        <w:t>ROBERVAL PEREIRA ALVES</w:t>
+        <w:t>FABIO CARVALHO DA COSTA</w:t>
       </w:r>
       <w:bookmarkEnd w:id="0"/>
     </w:p>
@@ -24,7 +24,7 @@
       </w:r>
       <w:bookmarkStart w:id="1" w:name="Rcdo"/>
       <w:r>
-        <w:t>AGIL SERVICOS CONDOMINIAIS E CORPORATIVOS ESPECIALIZADOS LTDA</w:t>
+        <w:t>B</w:t>
       </w:r>
       <w:bookmarkEnd w:id="1"/>
     </w:p>
@@ -4202,7 +4202,7 @@
     </w:r>
     <w:bookmarkStart w:id="12" w:name="Foro1"/>
     <w:r>
-      <w:t>Brasília-DF ATOrd 0000680-80</w:t>
+      <w:t>Brasília-DF ATSum 0000227-51</w:t>
     </w:r>
     <w:bookmarkEnd w:id="12"/>
   </w:p>
